--- a/KHBD_Robotics/Lớp_7/Tuần_03/KHBD_Robotics_Lớp_7_Tiet02_Bai_2_Robot_co_inh_vat.docx
+++ b/KHBD_Robotics/Lớp_7/Tuần_03/KHBD_Robotics_Lớp_7_Tiet02_Bai_2_Robot_co_inh_vat.docx
@@ -16,13 +16,13 @@
         </w:tblBorders>
       </w:tblPr>
       <w:tblGrid>
-        <w:gridCol w:w="4875"/>
-        <w:gridCol w:w="4875"/>
+        <w:gridCol w:w="4796"/>
+        <w:gridCol w:w="4796"/>
       </w:tblGrid>
       <w:tr>
         <w:tc>
           <w:tcPr>
-            <w:tcW w:type="dxa" w:w="4875"/>
+            <w:tcW w:type="dxa" w:w="4819"/>
             <w:tcMar>
               <w:top w:w="80" w:type="dxa"/>
               <w:bottom w:w="80" w:type="dxa"/>
@@ -49,7 +49,7 @@
         </w:tc>
         <w:tc>
           <w:tcPr>
-            <w:tcW w:type="dxa" w:w="4875"/>
+            <w:tcW w:type="dxa" w:w="4252"/>
             <w:tcMar>
               <w:top w:w="80" w:type="dxa"/>
               <w:bottom w:w="80" w:type="dxa"/>
@@ -78,7 +78,7 @@
       <w:tr>
         <w:tc>
           <w:tcPr>
-            <w:tcW w:type="dxa" w:w="4875"/>
+            <w:tcW w:type="dxa" w:w="4796"/>
             <w:tcMar>
               <w:top w:w="80" w:type="dxa"/>
               <w:bottom w:w="80" w:type="dxa"/>
@@ -105,7 +105,7 @@
         </w:tc>
         <w:tc>
           <w:tcPr>
-            <w:tcW w:type="dxa" w:w="4875"/>
+            <w:tcW w:type="dxa" w:w="4796"/>
             <w:tcMar>
               <w:top w:w="80" w:type="dxa"/>
               <w:bottom w:w="80" w:type="dxa"/>
@@ -134,7 +134,7 @@
       <w:tr>
         <w:tc>
           <w:tcPr>
-            <w:tcW w:type="dxa" w:w="4875"/>
+            <w:tcW w:type="dxa" w:w="4796"/>
             <w:tcMar>
               <w:top w:w="80" w:type="dxa"/>
               <w:bottom w:w="80" w:type="dxa"/>
@@ -161,7 +161,7 @@
         </w:tc>
         <w:tc>
           <w:tcPr>
-            <w:tcW w:type="dxa" w:w="4875"/>
+            <w:tcW w:type="dxa" w:w="4796"/>
             <w:tcMar>
               <w:top w:w="80" w:type="dxa"/>
               <w:bottom w:w="80" w:type="dxa"/>
@@ -257,6 +257,12 @@
     <w:p>
       <w:pPr>
         <w:spacing w:line="276" w:lineRule="auto" w:after="60" w:before="0"/>
+        <w:jc w:val="both"/>
+      </w:pPr>
+    </w:p>
+    <w:p>
+      <w:pPr>
+        <w:spacing w:line="276" w:lineRule="auto" w:after="60" w:before="0"/>
         <w:ind w:firstLine="0"/>
         <w:jc w:val="both"/>
       </w:pPr>
@@ -299,7 +305,7 @@
           <w:i w:val="0"/>
           <w:sz w:val="26"/>
         </w:rPr>
-        <w:t>- Dụng cụ cố định đồ vật.</w:t>
+        <w:t>- Dụng cụ cố định đồ vật</w:t>
       </w:r>
     </w:p>
     <w:p>
@@ -315,7 +321,7 @@
           <w:i w:val="0"/>
           <w:sz w:val="26"/>
         </w:rPr>
-        <w:t>- Thiết kế robot xe gắp và di chuyển vật thể.</w:t>
+        <w:t>- Thiết kế robot xe gắp và di chuyển vật thể</w:t>
       </w:r>
     </w:p>
     <w:p>
@@ -411,7 +417,7 @@
           <w:i w:val="0"/>
           <w:sz w:val="26"/>
         </w:rPr>
-        <w:t>- Miền V. Giải quyết vấn đề (thành tố 5.3. Sử dụng sáng tạo công nghệ số – Bậc 3): Vận hành thiết bị điều khiển thông minh, ứng dụng phần mềm nạp lập trình tự động cho robot Bài 2. Robot cố định vật. (Đạt được thông qua Hoạt động 2, Hoạt động 3)</w:t>
+        <w:t>- Miền III. Sáng tạo nội dung số – Thành tố 3.2. Sáng tạo sản phẩm số – Bậc 3: Thiết kế, xây dựng và lập trình mô hình robot hoạt động chính xác. (Đạt được thông qua Hoạt động 3)</w:t>
       </w:r>
     </w:p>
     <w:p>
@@ -427,7 +433,7 @@
           <w:i w:val="0"/>
           <w:sz w:val="26"/>
         </w:rPr>
-        <w:t>- Miền IV. An toàn (thành tố 4.1. Bảo vệ thiết bị – Bậc 3): Tuân thủ quy tắc an toàn thiết bị số, nguồn điện và bảo quản bộ linh kiện. (Đạt được thông qua Hoạt động 3, Hoạt động 4)</w:t>
+        <w:t>- Miền IV. An toàn – Thành tố 4.3. Bảo vệ sức khỏe và môi trường số – Bậc 3: Tuân thủ quy định sử dụng an toàn thiết bị điện tử, nguồn cấp và động cơ servo. (Đạt được thông qua Hoạt động 1, Hoạt động 3)</w:t>
       </w:r>
     </w:p>
     <w:p>
@@ -459,7 +465,7 @@
           <w:i w:val="0"/>
           <w:sz w:val="26"/>
         </w:rPr>
-        <w:t>- Tự chủ và tự học: Chủ động tự nghiên cứu tài liệu sơ đồ kỹ thuật, phân tích nguyên lý truyền động. (Đạt được thông qua Hoạt động 1, Hoạt động 2)</w:t>
+        <w:t>- Tự chủ và tự học: Chủ động đọc hiểu tài liệu hướng dẫn, sơ đồ lắp ráp và giải quyết vấn đề kỹ thuật phát sinh. (Đạt được thông qua Hoạt động 2, Hoạt động 3)</w:t>
       </w:r>
     </w:p>
     <w:p>
@@ -475,23 +481,7 @@
           <w:i w:val="0"/>
           <w:sz w:val="26"/>
         </w:rPr>
-        <w:t>- Giao tiếp và hợp tác: Giao tiếp và làm việc nhóm hiệu quả trong quá trình lắp ráp và thử nghiệm sản phẩm. (Đạt được thông qua Hoạt động 3)</w:t>
-      </w:r>
-    </w:p>
-    <w:p>
-      <w:pPr>
-        <w:spacing w:line="276" w:lineRule="auto" w:after="60" w:before="0"/>
-        <w:ind w:firstLine="0" w:left="850"/>
-        <w:jc w:val="both"/>
-      </w:pPr>
-      <w:r>
-        <w:rPr>
-          <w:rFonts w:ascii="Times New Roman" w:hAnsi="Times New Roman" w:cs="Times New Roman" w:eastAsia="Times New Roman"/>
-          <w:b w:val="0"/>
-          <w:i w:val="0"/>
-          <w:sz w:val="26"/>
-        </w:rPr>
-        <w:t>- Giải quyết vấn đề và sáng tạo: Phát hiện lỗi sai cơ khí/lập trình và đưa ra giải pháp tối ưu cho robot. (Đạt được thông qua Hoạt động 3, Hoạt động 4)</w:t>
+        <w:t>- Giao tiếp và hợp tác: Phân công vai trò khoa học trong nhóm, thảo luận giải pháp kỹ thuật và hỗ trợ đồng đội. (Đạt được thông qua Hoạt động 3)</w:t>
       </w:r>
     </w:p>
     <w:p>
@@ -791,8 +781,8 @@
         </w:tblBorders>
       </w:tblPr>
       <w:tblGrid>
-        <w:gridCol w:w="4875"/>
-        <w:gridCol w:w="4875"/>
+        <w:gridCol w:w="4796"/>
+        <w:gridCol w:w="4796"/>
       </w:tblGrid>
       <w:tr>
         <w:tc>
@@ -853,7 +843,7 @@
       <w:tr>
         <w:tc>
           <w:tcPr>
-            <w:tcW w:type="dxa" w:w="4875"/>
+            <w:tcW w:type="dxa" w:w="4796"/>
             <w:tcMar>
               <w:top w:w="80" w:type="dxa"/>
               <w:bottom w:w="80" w:type="dxa"/>
@@ -1030,7 +1020,7 @@
         </w:tc>
         <w:tc>
           <w:tcPr>
-            <w:tcW w:type="dxa" w:w="4875"/>
+            <w:tcW w:type="dxa" w:w="4796"/>
             <w:tcMar>
               <w:top w:w="80" w:type="dxa"/>
               <w:bottom w:w="80" w:type="dxa"/>
@@ -1199,8 +1189,8 @@
         </w:tblBorders>
       </w:tblPr>
       <w:tblGrid>
-        <w:gridCol w:w="4875"/>
-        <w:gridCol w:w="4875"/>
+        <w:gridCol w:w="4796"/>
+        <w:gridCol w:w="4796"/>
       </w:tblGrid>
       <w:tr>
         <w:tc>
@@ -1261,7 +1251,7 @@
       <w:tr>
         <w:tc>
           <w:tcPr>
-            <w:tcW w:type="dxa" w:w="4875"/>
+            <w:tcW w:type="dxa" w:w="4796"/>
             <w:tcMar>
               <w:top w:w="80" w:type="dxa"/>
               <w:bottom w:w="80" w:type="dxa"/>
@@ -1438,7 +1428,7 @@
         </w:tc>
         <w:tc>
           <w:tcPr>
-            <w:tcW w:type="dxa" w:w="4875"/>
+            <w:tcW w:type="dxa" w:w="4796"/>
             <w:tcMar>
               <w:top w:w="80" w:type="dxa"/>
               <w:bottom w:w="80" w:type="dxa"/>
@@ -1607,8 +1597,8 @@
         </w:tblBorders>
       </w:tblPr>
       <w:tblGrid>
-        <w:gridCol w:w="4875"/>
-        <w:gridCol w:w="4875"/>
+        <w:gridCol w:w="4796"/>
+        <w:gridCol w:w="4796"/>
       </w:tblGrid>
       <w:tr>
         <w:tc>
@@ -1669,7 +1659,7 @@
       <w:tr>
         <w:tc>
           <w:tcPr>
-            <w:tcW w:type="dxa" w:w="4875"/>
+            <w:tcW w:type="dxa" w:w="4796"/>
             <w:tcMar>
               <w:top w:w="80" w:type="dxa"/>
               <w:bottom w:w="80" w:type="dxa"/>
@@ -1846,7 +1836,7 @@
         </w:tc>
         <w:tc>
           <w:tcPr>
-            <w:tcW w:type="dxa" w:w="4875"/>
+            <w:tcW w:type="dxa" w:w="4796"/>
             <w:tcMar>
               <w:top w:w="80" w:type="dxa"/>
               <w:bottom w:w="80" w:type="dxa"/>
@@ -2015,8 +2005,8 @@
         </w:tblBorders>
       </w:tblPr>
       <w:tblGrid>
-        <w:gridCol w:w="4875"/>
-        <w:gridCol w:w="4875"/>
+        <w:gridCol w:w="4796"/>
+        <w:gridCol w:w="4796"/>
       </w:tblGrid>
       <w:tr>
         <w:tc>
@@ -2077,7 +2067,7 @@
       <w:tr>
         <w:tc>
           <w:tcPr>
-            <w:tcW w:type="dxa" w:w="4875"/>
+            <w:tcW w:type="dxa" w:w="4796"/>
             <w:tcMar>
               <w:top w:w="80" w:type="dxa"/>
               <w:bottom w:w="80" w:type="dxa"/>
@@ -2239,7 +2229,7 @@
         </w:tc>
         <w:tc>
           <w:tcPr>
-            <w:tcW w:type="dxa" w:w="4875"/>
+            <w:tcW w:type="dxa" w:w="4796"/>
             <w:tcMar>
               <w:top w:w="80" w:type="dxa"/>
               <w:bottom w:w="80" w:type="dxa"/>
@@ -2353,14 +2343,14 @@
         </w:tblBorders>
       </w:tblPr>
       <w:tblGrid>
-        <w:gridCol w:w="3250"/>
-        <w:gridCol w:w="3250"/>
-        <w:gridCol w:w="3250"/>
+        <w:gridCol w:w="3198"/>
+        <w:gridCol w:w="3198"/>
+        <w:gridCol w:w="3198"/>
       </w:tblGrid>
       <w:tr>
         <w:tc>
           <w:tcPr>
-            <w:tcW w:type="dxa" w:w="3250"/>
+            <w:tcW w:type="dxa" w:w="3198"/>
             <w:tcMar>
               <w:top w:w="80" w:type="dxa"/>
               <w:bottom w:w="80" w:type="dxa"/>
@@ -2387,7 +2377,7 @@
         </w:tc>
         <w:tc>
           <w:tcPr>
-            <w:tcW w:type="dxa" w:w="3250"/>
+            <w:tcW w:type="dxa" w:w="3198"/>
             <w:tcMar>
               <w:top w:w="80" w:type="dxa"/>
               <w:bottom w:w="80" w:type="dxa"/>
@@ -2414,7 +2404,7 @@
         </w:tc>
         <w:tc>
           <w:tcPr>
-            <w:tcW w:type="dxa" w:w="3250"/>
+            <w:tcW w:type="dxa" w:w="3198"/>
             <w:tcMar>
               <w:top w:w="80" w:type="dxa"/>
               <w:bottom w:w="80" w:type="dxa"/>
@@ -2443,7 +2433,7 @@
       <w:tr>
         <w:tc>
           <w:tcPr>
-            <w:tcW w:type="dxa" w:w="3250"/>
+            <w:tcW w:type="dxa" w:w="3198"/>
             <w:tcMar>
               <w:top w:w="80" w:type="dxa"/>
               <w:bottom w:w="80" w:type="dxa"/>
@@ -2470,7 +2460,7 @@
         </w:tc>
         <w:tc>
           <w:tcPr>
-            <w:tcW w:type="dxa" w:w="3250"/>
+            <w:tcW w:type="dxa" w:w="3198"/>
             <w:tcMar>
               <w:top w:w="80" w:type="dxa"/>
               <w:bottom w:w="80" w:type="dxa"/>
@@ -2497,7 +2487,7 @@
         </w:tc>
         <w:tc>
           <w:tcPr>
-            <w:tcW w:type="dxa" w:w="3250"/>
+            <w:tcW w:type="dxa" w:w="3198"/>
             <w:tcMar>
               <w:top w:w="80" w:type="dxa"/>
               <w:bottom w:w="80" w:type="dxa"/>
@@ -2526,7 +2516,7 @@
       <w:tr>
         <w:tc>
           <w:tcPr>
-            <w:tcW w:type="dxa" w:w="3250"/>
+            <w:tcW w:type="dxa" w:w="3198"/>
             <w:tcMar>
               <w:top w:w="80" w:type="dxa"/>
               <w:bottom w:w="80" w:type="dxa"/>
@@ -2594,7 +2584,7 @@
         </w:tc>
         <w:tc>
           <w:tcPr>
-            <w:tcW w:type="dxa" w:w="3250"/>
+            <w:tcW w:type="dxa" w:w="3198"/>
             <w:tcMar>
               <w:top w:w="80" w:type="dxa"/>
               <w:bottom w:w="80" w:type="dxa"/>
@@ -2662,7 +2652,7 @@
         </w:tc>
         <w:tc>
           <w:tcPr>
-            <w:tcW w:type="dxa" w:w="3250"/>
+            <w:tcW w:type="dxa" w:w="3198"/>
             <w:tcMar>
               <w:top w:w="80" w:type="dxa"/>
               <w:bottom w:w="80" w:type="dxa"/>
@@ -2745,7 +2735,7 @@
       <w:headerReference w:type="first" r:id="rId12"/>
       <w:footerReference w:type="first" r:id="rId13"/>
       <w:pgSz w:w="11910" w:h="16840"/>
-      <w:pgMar w:top="720" w:right="720" w:bottom="720" w:left="1440" w:header="283" w:footer="0" w:gutter="0"/>
+      <w:pgMar w:top="630" w:right="1137" w:bottom="280" w:left="1180" w:header="283" w:footer="0" w:gutter="0"/>
       <w:pgNumType w:start="1"/>
       <w:cols w:space="720"/>
     </w:sectPr>

--- a/KHBD_Robotics/Lớp_7/Tuần_03/KHBD_Robotics_Lớp_7_Tiet02_Bai_2_Robot_co_inh_vat.docx
+++ b/KHBD_Robotics/Lớp_7/Tuần_03/KHBD_Robotics_Lớp_7_Tiet02_Bai_2_Robot_co_inh_vat.docx
@@ -305,7 +305,7 @@
           <w:i w:val="0"/>
           <w:sz w:val="26"/>
         </w:rPr>
-        <w:t>- Dụng cụ cố định đồ vật</w:t>
+        <w:t>- Nêu được nguyên lý hoạt động của đòn bẩy.</w:t>
       </w:r>
     </w:p>
     <w:p>
@@ -321,7 +321,7 @@
           <w:i w:val="0"/>
           <w:sz w:val="26"/>
         </w:rPr>
-        <w:t>- Thiết kế robot xe gắp và di chuyển vật thể</w:t>
+        <w:t>- Nêu được tên một số loại đòn bẩy.</w:t>
       </w:r>
     </w:p>
     <w:p>
@@ -856,165 +856,164 @@
               <w:spacing w:line="276" w:lineRule="auto" w:after="40"/>
               <w:jc w:val="left"/>
             </w:pPr>
-            <w:r/>
-            <w:r>
-              <w:rPr>
-                <w:rFonts w:ascii="Times New Roman" w:hAnsi="Times New Roman" w:cs="Times New Roman" w:eastAsia="Times New Roman"/>
-                <w:b w:val="0"/>
-                <w:i w:val="0"/>
-                <w:sz w:val="26"/>
-              </w:rPr>
-              <w:t>Bước 1: Chuyển giao nhiệm vụ học tập:</w:t>
-            </w:r>
-          </w:p>
-          <w:p>
-            <w:pPr>
-              <w:spacing w:line="276" w:lineRule="auto" w:after="40"/>
-              <w:jc w:val="left"/>
-            </w:pPr>
-            <w:r>
-              <w:rPr>
-                <w:rFonts w:ascii="Times New Roman" w:hAnsi="Times New Roman" w:cs="Times New Roman" w:eastAsia="Times New Roman"/>
-                <w:b w:val="0"/>
-                <w:i w:val="0"/>
-                <w:sz w:val="26"/>
-              </w:rPr>
-              <w:t>- GV trình chiếu clip/hình ảnh thực tế liên quan đến Bài 2. Robot cố định vật.</w:t>
-            </w:r>
-          </w:p>
-          <w:p>
-            <w:pPr>
-              <w:spacing w:line="276" w:lineRule="auto" w:after="40"/>
-              <w:jc w:val="left"/>
-            </w:pPr>
-            <w:r>
-              <w:rPr>
-                <w:rFonts w:ascii="Times New Roman" w:hAnsi="Times New Roman" w:cs="Times New Roman" w:eastAsia="Times New Roman"/>
-                <w:b w:val="0"/>
-                <w:i w:val="0"/>
-                <w:sz w:val="26"/>
-              </w:rPr>
-              <w:t>- Yêu cầu HS quan sát và phân tích cơ chế chuyển động.</w:t>
-            </w:r>
-          </w:p>
-          <w:p>
-            <w:pPr>
-              <w:spacing w:line="276" w:lineRule="auto" w:after="40"/>
-              <w:jc w:val="left"/>
-            </w:pPr>
-            <w:r>
-              <w:rPr>
-                <w:rFonts w:ascii="Times New Roman" w:hAnsi="Times New Roman" w:cs="Times New Roman" w:eastAsia="Times New Roman"/>
-                <w:b w:val="0"/>
-                <w:i w:val="0"/>
-                <w:sz w:val="26"/>
-              </w:rPr>
-              <w:t>Bước 2: Học sinh tiếp nhận nhiệm vụ học tập:</w:t>
-            </w:r>
-          </w:p>
-          <w:p>
-            <w:pPr>
-              <w:spacing w:line="276" w:lineRule="auto" w:after="40"/>
-              <w:jc w:val="left"/>
-            </w:pPr>
-            <w:r>
-              <w:rPr>
-                <w:rFonts w:ascii="Times New Roman" w:hAnsi="Times New Roman" w:cs="Times New Roman" w:eastAsia="Times New Roman"/>
-                <w:b w:val="0"/>
-                <w:i w:val="0"/>
-                <w:sz w:val="26"/>
-              </w:rPr>
-              <w:t>- HS tập trung quan sát màn chiếu, lắng nghe câu hỏi dẫn dắt.</w:t>
-            </w:r>
-          </w:p>
-          <w:p>
-            <w:pPr>
-              <w:spacing w:line="276" w:lineRule="auto" w:after="40"/>
-              <w:jc w:val="left"/>
-            </w:pPr>
-            <w:r>
-              <w:rPr>
-                <w:rFonts w:ascii="Times New Roman" w:hAnsi="Times New Roman" w:cs="Times New Roman" w:eastAsia="Times New Roman"/>
-                <w:b w:val="0"/>
-                <w:i w:val="0"/>
-                <w:sz w:val="26"/>
-              </w:rPr>
-              <w:t>- HS thảo luận nhanh theo nhóm bàn, đối chiếu hiện tượng.</w:t>
-            </w:r>
-          </w:p>
-          <w:p>
-            <w:pPr>
-              <w:spacing w:line="276" w:lineRule="auto" w:after="40"/>
-              <w:jc w:val="left"/>
-            </w:pPr>
-            <w:r>
-              <w:rPr>
-                <w:rFonts w:ascii="Times New Roman" w:hAnsi="Times New Roman" w:cs="Times New Roman" w:eastAsia="Times New Roman"/>
-                <w:b w:val="0"/>
-                <w:i w:val="0"/>
-                <w:sz w:val="26"/>
-              </w:rPr>
-              <w:t>Bước 3: Báo cáo kết quả hoạt động:</w:t>
-            </w:r>
-          </w:p>
-          <w:p>
-            <w:pPr>
-              <w:spacing w:line="276" w:lineRule="auto" w:after="40"/>
-              <w:jc w:val="left"/>
-            </w:pPr>
-            <w:r>
-              <w:rPr>
-                <w:rFonts w:ascii="Times New Roman" w:hAnsi="Times New Roman" w:cs="Times New Roman" w:eastAsia="Times New Roman"/>
-                <w:b w:val="0"/>
-                <w:i w:val="0"/>
-                <w:sz w:val="26"/>
-              </w:rPr>
-              <w:t>- 2 đại diện HS trả lời câu hỏi khởi động.</w:t>
-            </w:r>
-          </w:p>
-          <w:p>
-            <w:pPr>
-              <w:spacing w:line="276" w:lineRule="auto" w:after="40"/>
-              <w:jc w:val="left"/>
-            </w:pPr>
-            <w:r>
-              <w:rPr>
-                <w:rFonts w:ascii="Times New Roman" w:hAnsi="Times New Roman" w:cs="Times New Roman" w:eastAsia="Times New Roman"/>
-                <w:b w:val="0"/>
-                <w:i w:val="0"/>
-                <w:sz w:val="26"/>
-              </w:rPr>
-              <w:t>- Nêu giả thuyết và nguyên lý vận hành ban đầu.</w:t>
-            </w:r>
-          </w:p>
-          <w:p>
-            <w:pPr>
-              <w:spacing w:line="276" w:lineRule="auto" w:after="40"/>
-              <w:jc w:val="left"/>
-            </w:pPr>
-            <w:r>
-              <w:rPr>
-                <w:rFonts w:ascii="Times New Roman" w:hAnsi="Times New Roman" w:cs="Times New Roman" w:eastAsia="Times New Roman"/>
-                <w:b w:val="0"/>
-                <w:i w:val="0"/>
-                <w:sz w:val="26"/>
-              </w:rPr>
-              <w:t>Bước 4: Đánh giá kết quả thực hiện nhiệm vụ:</w:t>
-            </w:r>
-          </w:p>
-          <w:p>
-            <w:pPr>
-              <w:spacing w:line="276" w:lineRule="auto" w:after="40"/>
-              <w:jc w:val="left"/>
-            </w:pPr>
-            <w:r>
-              <w:rPr>
-                <w:rFonts w:ascii="Times New Roman" w:hAnsi="Times New Roman" w:cs="Times New Roman" w:eastAsia="Times New Roman"/>
-                <w:b w:val="0"/>
-                <w:i w:val="0"/>
-                <w:sz w:val="26"/>
-              </w:rPr>
-              <w:t>- GV nhận xét, chuẩn hóa kiến thức và dẫn dắt vào bài mới.</w:t>
+            <w:r>
+              <w:rPr>
+                <w:rFonts w:ascii="Times New Roman" w:hAnsi="Times New Roman"/>
+                <w:sz w:val="26"/>
+              </w:rPr>
+              <w:t>+ GV cho HS xem video và đặt câu hỏi.</w:t>
+              <w:br/>
+              <w:t>+ HS xem video và trả lời câu hỏi.</w:t>
+              <w:br/>
+              <w:t>+ GV lắng nghe và nhận xét.</w:t>
+            </w:r>
+            <w:r>
+              <w:rPr>
+                <w:rFonts w:ascii="Times New Roman" w:hAnsi="Times New Roman" w:cs="Times New Roman" w:eastAsia="Times New Roman"/>
+                <w:b w:val="0"/>
+                <w:i w:val="0"/>
+                <w:sz w:val="26"/>
+              </w:rPr>
+            </w:r>
+          </w:p>
+          <w:p>
+            <w:pPr>
+              <w:spacing w:line="276" w:lineRule="auto" w:after="40"/>
+              <w:jc w:val="left"/>
+            </w:pPr>
+            <w:r>
+              <w:rPr>
+                <w:rFonts w:ascii="Times New Roman" w:hAnsi="Times New Roman" w:cs="Times New Roman" w:eastAsia="Times New Roman"/>
+                <w:b w:val="0"/>
+                <w:i w:val="0"/>
+                <w:sz w:val="26"/>
+              </w:rPr>
+            </w:r>
+          </w:p>
+          <w:p>
+            <w:pPr>
+              <w:spacing w:line="276" w:lineRule="auto" w:after="40"/>
+              <w:jc w:val="left"/>
+            </w:pPr>
+            <w:r>
+              <w:rPr>
+                <w:rFonts w:ascii="Times New Roman" w:hAnsi="Times New Roman" w:cs="Times New Roman" w:eastAsia="Times New Roman"/>
+                <w:b w:val="0"/>
+                <w:i w:val="0"/>
+                <w:sz w:val="26"/>
+              </w:rPr>
+            </w:r>
+          </w:p>
+          <w:p>
+            <w:pPr>
+              <w:spacing w:line="276" w:lineRule="auto" w:after="40"/>
+              <w:jc w:val="left"/>
+            </w:pPr>
+            <w:r>
+              <w:rPr>
+                <w:rFonts w:ascii="Times New Roman" w:hAnsi="Times New Roman" w:cs="Times New Roman" w:eastAsia="Times New Roman"/>
+                <w:b w:val="0"/>
+                <w:i w:val="0"/>
+                <w:sz w:val="26"/>
+              </w:rPr>
+            </w:r>
+          </w:p>
+          <w:p>
+            <w:pPr>
+              <w:spacing w:line="276" w:lineRule="auto" w:after="40"/>
+              <w:jc w:val="left"/>
+            </w:pPr>
+            <w:r>
+              <w:rPr>
+                <w:rFonts w:ascii="Times New Roman" w:hAnsi="Times New Roman" w:cs="Times New Roman" w:eastAsia="Times New Roman"/>
+                <w:b w:val="0"/>
+                <w:i w:val="0"/>
+                <w:sz w:val="26"/>
+              </w:rPr>
+            </w:r>
+          </w:p>
+          <w:p>
+            <w:pPr>
+              <w:spacing w:line="276" w:lineRule="auto" w:after="40"/>
+              <w:jc w:val="left"/>
+            </w:pPr>
+            <w:r>
+              <w:rPr>
+                <w:rFonts w:ascii="Times New Roman" w:hAnsi="Times New Roman" w:cs="Times New Roman" w:eastAsia="Times New Roman"/>
+                <w:b w:val="0"/>
+                <w:i w:val="0"/>
+                <w:sz w:val="26"/>
+              </w:rPr>
+            </w:r>
+          </w:p>
+          <w:p>
+            <w:pPr>
+              <w:spacing w:line="276" w:lineRule="auto" w:after="40"/>
+              <w:jc w:val="left"/>
+            </w:pPr>
+            <w:r>
+              <w:rPr>
+                <w:rFonts w:ascii="Times New Roman" w:hAnsi="Times New Roman" w:cs="Times New Roman" w:eastAsia="Times New Roman"/>
+                <w:b w:val="0"/>
+                <w:i w:val="0"/>
+                <w:sz w:val="26"/>
+              </w:rPr>
+            </w:r>
+          </w:p>
+          <w:p>
+            <w:pPr>
+              <w:spacing w:line="276" w:lineRule="auto" w:after="40"/>
+              <w:jc w:val="left"/>
+            </w:pPr>
+            <w:r>
+              <w:rPr>
+                <w:rFonts w:ascii="Times New Roman" w:hAnsi="Times New Roman" w:cs="Times New Roman" w:eastAsia="Times New Roman"/>
+                <w:b w:val="0"/>
+                <w:i w:val="0"/>
+                <w:sz w:val="26"/>
+              </w:rPr>
+            </w:r>
+          </w:p>
+          <w:p>
+            <w:pPr>
+              <w:spacing w:line="276" w:lineRule="auto" w:after="40"/>
+              <w:jc w:val="left"/>
+            </w:pPr>
+            <w:r>
+              <w:rPr>
+                <w:rFonts w:ascii="Times New Roman" w:hAnsi="Times New Roman" w:cs="Times New Roman" w:eastAsia="Times New Roman"/>
+                <w:b w:val="0"/>
+                <w:i w:val="0"/>
+                <w:sz w:val="26"/>
+              </w:rPr>
+            </w:r>
+          </w:p>
+          <w:p>
+            <w:pPr>
+              <w:spacing w:line="276" w:lineRule="auto" w:after="40"/>
+              <w:jc w:val="left"/>
+            </w:pPr>
+            <w:r>
+              <w:rPr>
+                <w:rFonts w:ascii="Times New Roman" w:hAnsi="Times New Roman" w:cs="Times New Roman" w:eastAsia="Times New Roman"/>
+                <w:b w:val="0"/>
+                <w:i w:val="0"/>
+                <w:sz w:val="26"/>
+              </w:rPr>
+            </w:r>
+          </w:p>
+          <w:p>
+            <w:pPr>
+              <w:spacing w:line="276" w:lineRule="auto" w:after="40"/>
+              <w:jc w:val="left"/>
+            </w:pPr>
+            <w:r>
+              <w:rPr>
+                <w:rFonts w:ascii="Times New Roman" w:hAnsi="Times New Roman" w:cs="Times New Roman" w:eastAsia="Times New Roman"/>
+                <w:b w:val="0"/>
+                <w:i w:val="0"/>
+                <w:sz w:val="26"/>
+              </w:rPr>
             </w:r>
           </w:p>
         </w:tc>
@@ -1033,30 +1032,38 @@
               <w:spacing w:line="276" w:lineRule="auto" w:after="40"/>
               <w:jc w:val="left"/>
             </w:pPr>
-            <w:r/>
-            <w:r>
-              <w:rPr>
-                <w:rFonts w:ascii="Times New Roman" w:hAnsi="Times New Roman" w:cs="Times New Roman" w:eastAsia="Times New Roman"/>
-                <w:b w:val="0"/>
-                <w:i w:val="0"/>
-                <w:sz w:val="26"/>
-              </w:rPr>
-              <w:t>HS nhận diện được vấn đề kỹ thuật của bài học.</w:t>
-            </w:r>
-          </w:p>
-          <w:p>
-            <w:pPr>
-              <w:spacing w:line="276" w:lineRule="auto" w:after="40"/>
-              <w:jc w:val="left"/>
-            </w:pPr>
-            <w:r>
-              <w:rPr>
-                <w:rFonts w:ascii="Times New Roman" w:hAnsi="Times New Roman" w:cs="Times New Roman" w:eastAsia="Times New Roman"/>
-                <w:b w:val="0"/>
-                <w:i w:val="0"/>
-                <w:sz w:val="26"/>
-              </w:rPr>
-              <w:t>HS sẵn sàng bước vào hoạt động chính.</w:t>
+            <w:r>
+              <w:rPr>
+                <w:rFonts w:ascii="Times New Roman" w:hAnsi="Times New Roman"/>
+                <w:sz w:val="26"/>
+              </w:rPr>
+              <w:t>Câu trả lời của HS.</w:t>
+              <w:br/>
+              <w:t>+ Câu hỏi 1: Trong video, cánh tay robot làm được những công việc gì?</w:t>
+              <w:br/>
+              <w:t>+ Câu hỏi 2: Cánh tay robot thường được sử dụng trong những trường hợp nào?</w:t>
+            </w:r>
+            <w:r>
+              <w:rPr>
+                <w:rFonts w:ascii="Times New Roman" w:hAnsi="Times New Roman" w:cs="Times New Roman" w:eastAsia="Times New Roman"/>
+                <w:b w:val="0"/>
+                <w:i w:val="0"/>
+                <w:sz w:val="26"/>
+              </w:rPr>
+            </w:r>
+          </w:p>
+          <w:p>
+            <w:pPr>
+              <w:spacing w:line="276" w:lineRule="auto" w:after="40"/>
+              <w:jc w:val="left"/>
+            </w:pPr>
+            <w:r>
+              <w:rPr>
+                <w:rFonts w:ascii="Times New Roman" w:hAnsi="Times New Roman" w:cs="Times New Roman" w:eastAsia="Times New Roman"/>
+                <w:b w:val="0"/>
+                <w:i w:val="0"/>
+                <w:sz w:val="26"/>
+              </w:rPr>
             </w:r>
           </w:p>
         </w:tc>
@@ -1264,165 +1271,305 @@
               <w:spacing w:line="276" w:lineRule="auto" w:after="40"/>
               <w:jc w:val="left"/>
             </w:pPr>
-            <w:r/>
-            <w:r>
-              <w:rPr>
-                <w:rFonts w:ascii="Times New Roman" w:hAnsi="Times New Roman" w:cs="Times New Roman" w:eastAsia="Times New Roman"/>
-                <w:b w:val="0"/>
-                <w:i w:val="0"/>
-                <w:sz w:val="26"/>
-              </w:rPr>
-              <w:t>Bước 1: Chuyển giao nhiệm vụ học tập:</w:t>
-            </w:r>
-          </w:p>
-          <w:p>
-            <w:pPr>
-              <w:spacing w:line="276" w:lineRule="auto" w:after="40"/>
-              <w:jc w:val="left"/>
-            </w:pPr>
-            <w:r>
-              <w:rPr>
-                <w:rFonts w:ascii="Times New Roman" w:hAnsi="Times New Roman" w:cs="Times New Roman" w:eastAsia="Times New Roman"/>
-                <w:b w:val="0"/>
-                <w:i w:val="0"/>
-                <w:sz w:val="26"/>
-              </w:rPr>
-              <w:t>- GV phát phiếu hướng dẫn và trình chiếu sơ đồ 2D/3D của Bài 2. Robot cố định vật.</w:t>
-            </w:r>
-          </w:p>
-          <w:p>
-            <w:pPr>
-              <w:spacing w:line="276" w:lineRule="auto" w:after="40"/>
-              <w:jc w:val="left"/>
-            </w:pPr>
-            <w:r>
-              <w:rPr>
-                <w:rFonts w:ascii="Times New Roman" w:hAnsi="Times New Roman" w:cs="Times New Roman" w:eastAsia="Times New Roman"/>
-                <w:b w:val="0"/>
-                <w:i w:val="0"/>
-                <w:sz w:val="26"/>
-              </w:rPr>
-              <w:t>- Hướng dẫn nhận biết chiều lắp chốt và cổng cắm động cơ.</w:t>
-            </w:r>
-          </w:p>
-          <w:p>
-            <w:pPr>
-              <w:spacing w:line="276" w:lineRule="auto" w:after="40"/>
-              <w:jc w:val="left"/>
-            </w:pPr>
-            <w:r>
-              <w:rPr>
-                <w:rFonts w:ascii="Times New Roman" w:hAnsi="Times New Roman" w:cs="Times New Roman" w:eastAsia="Times New Roman"/>
-                <w:b w:val="0"/>
-                <w:i w:val="0"/>
-                <w:sz w:val="26"/>
-              </w:rPr>
-              <w:t>Bước 2: Học sinh tiếp nhận nhiệm vụ học tập:</w:t>
-            </w:r>
-          </w:p>
-          <w:p>
-            <w:pPr>
-              <w:spacing w:line="276" w:lineRule="auto" w:after="40"/>
-              <w:jc w:val="left"/>
-            </w:pPr>
-            <w:r>
-              <w:rPr>
-                <w:rFonts w:ascii="Times New Roman" w:hAnsi="Times New Roman" w:cs="Times New Roman" w:eastAsia="Times New Roman"/>
-                <w:b w:val="0"/>
-                <w:i w:val="0"/>
-                <w:sz w:val="26"/>
-              </w:rPr>
-              <w:t>- HS tiếp nhận phiếu, quan sát các góc ghép linh kiện.</w:t>
-            </w:r>
-          </w:p>
-          <w:p>
-            <w:pPr>
-              <w:spacing w:line="276" w:lineRule="auto" w:after="40"/>
-              <w:jc w:val="left"/>
-            </w:pPr>
-            <w:r>
-              <w:rPr>
-                <w:rFonts w:ascii="Times New Roman" w:hAnsi="Times New Roman" w:cs="Times New Roman" w:eastAsia="Times New Roman"/>
-                <w:b w:val="0"/>
-                <w:i w:val="0"/>
-                <w:sz w:val="26"/>
-              </w:rPr>
-              <w:t>- HS đối chiếu danh mục, nhặt đúng số lượng chốt và khung nối.</w:t>
-            </w:r>
-          </w:p>
-          <w:p>
-            <w:pPr>
-              <w:spacing w:line="276" w:lineRule="auto" w:after="40"/>
-              <w:jc w:val="left"/>
-            </w:pPr>
-            <w:r>
-              <w:rPr>
-                <w:rFonts w:ascii="Times New Roman" w:hAnsi="Times New Roman" w:cs="Times New Roman" w:eastAsia="Times New Roman"/>
-                <w:b w:val="0"/>
-                <w:i w:val="0"/>
-                <w:sz w:val="26"/>
-              </w:rPr>
-              <w:t>Bước 3: Báo cáo kết quả hoạt động:</w:t>
-            </w:r>
-          </w:p>
-          <w:p>
-            <w:pPr>
-              <w:spacing w:line="276" w:lineRule="auto" w:after="40"/>
-              <w:jc w:val="left"/>
-            </w:pPr>
-            <w:r>
-              <w:rPr>
-                <w:rFonts w:ascii="Times New Roman" w:hAnsi="Times New Roman" w:cs="Times New Roman" w:eastAsia="Times New Roman"/>
-                <w:b w:val="0"/>
-                <w:i w:val="0"/>
-                <w:sz w:val="26"/>
-              </w:rPr>
-              <w:t>- GV kiểm tra khay linh kiện từng nhóm tại bàn.</w:t>
-            </w:r>
-          </w:p>
-          <w:p>
-            <w:pPr>
-              <w:spacing w:line="276" w:lineRule="auto" w:after="40"/>
-              <w:jc w:val="left"/>
-            </w:pPr>
-            <w:r>
-              <w:rPr>
-                <w:rFonts w:ascii="Times New Roman" w:hAnsi="Times New Roman" w:cs="Times New Roman" w:eastAsia="Times New Roman"/>
-                <w:b w:val="0"/>
-                <w:i w:val="0"/>
-                <w:sz w:val="26"/>
-              </w:rPr>
-              <w:t>- Đại diện nhóm giơ khay linh kiện để kiểm tra.</w:t>
-            </w:r>
-          </w:p>
-          <w:p>
-            <w:pPr>
-              <w:spacing w:line="276" w:lineRule="auto" w:after="40"/>
-              <w:jc w:val="left"/>
-            </w:pPr>
-            <w:r>
-              <w:rPr>
-                <w:rFonts w:ascii="Times New Roman" w:hAnsi="Times New Roman" w:cs="Times New Roman" w:eastAsia="Times New Roman"/>
-                <w:b w:val="0"/>
-                <w:i w:val="0"/>
-                <w:sz w:val="26"/>
-              </w:rPr>
-              <w:t>Bước 4: Đánh giá kết quả thực hiện nhiệm vụ:</w:t>
-            </w:r>
-          </w:p>
-          <w:p>
-            <w:pPr>
-              <w:spacing w:line="276" w:lineRule="auto" w:after="40"/>
-              <w:jc w:val="left"/>
-            </w:pPr>
-            <w:r>
-              <w:rPr>
-                <w:rFonts w:ascii="Times New Roman" w:hAnsi="Times New Roman" w:cs="Times New Roman" w:eastAsia="Times New Roman"/>
-                <w:b w:val="0"/>
-                <w:i w:val="0"/>
-                <w:sz w:val="26"/>
-              </w:rPr>
-              <w:t>- GV chốt quy trình các bước lắp ráp mô hình robot.</w:t>
+            <w:r>
+              <w:rPr>
+                <w:rFonts w:ascii="Times New Roman" w:hAnsi="Times New Roman"/>
+                <w:sz w:val="26"/>
+              </w:rPr>
+              <w:t>+ GV cho HS chia sẻ những hiểu biết về đòn bẩy.</w:t>
+              <w:br/>
+              <w:t>+ GV giới thiệu kiến thức đòn bẩy và các loại đòn bẩy với HS.</w:t>
+            </w:r>
+            <w:r>
+              <w:rPr>
+                <w:rFonts w:ascii="Times New Roman" w:hAnsi="Times New Roman" w:cs="Times New Roman" w:eastAsia="Times New Roman"/>
+                <w:b w:val="0"/>
+                <w:i w:val="0"/>
+                <w:sz w:val="26"/>
+              </w:rPr>
+            </w:r>
+          </w:p>
+          <w:p>
+            <w:pPr>
+              <w:spacing w:line="276" w:lineRule="auto" w:after="40"/>
+              <w:jc w:val="left"/>
+            </w:pPr>
+            <w:r>
+              <w:rPr>
+                <w:rFonts w:ascii="Times New Roman" w:hAnsi="Times New Roman" w:cs="Times New Roman" w:eastAsia="Times New Roman"/>
+                <w:b w:val="0"/>
+                <w:i w:val="0"/>
+                <w:sz w:val="26"/>
+              </w:rPr>
+            </w:r>
+          </w:p>
+          <w:p>
+            <w:pPr>
+              <w:spacing w:line="276" w:lineRule="auto" w:after="40"/>
+              <w:jc w:val="left"/>
+            </w:pPr>
+            <w:r>
+              <w:rPr>
+                <w:rFonts w:ascii="Times New Roman" w:hAnsi="Times New Roman" w:cs="Times New Roman" w:eastAsia="Times New Roman"/>
+                <w:b w:val="0"/>
+                <w:i w:val="0"/>
+                <w:sz w:val="26"/>
+              </w:rPr>
+            </w:r>
+          </w:p>
+          <w:p>
+            <w:pPr>
+              <w:spacing w:line="276" w:lineRule="auto" w:after="40"/>
+              <w:jc w:val="left"/>
+            </w:pPr>
+            <w:r>
+              <w:rPr>
+                <w:rFonts w:ascii="Times New Roman" w:hAnsi="Times New Roman" w:cs="Times New Roman" w:eastAsia="Times New Roman"/>
+                <w:b w:val="0"/>
+                <w:i w:val="0"/>
+                <w:sz w:val="26"/>
+              </w:rPr>
+            </w:r>
+          </w:p>
+          <w:p>
+            <w:pPr>
+              <w:spacing w:line="276" w:lineRule="auto" w:after="40"/>
+              <w:jc w:val="left"/>
+            </w:pPr>
+            <w:r>
+              <w:rPr>
+                <w:rFonts w:ascii="Times New Roman" w:hAnsi="Times New Roman" w:cs="Times New Roman" w:eastAsia="Times New Roman"/>
+                <w:b w:val="0"/>
+                <w:i w:val="0"/>
+                <w:sz w:val="26"/>
+              </w:rPr>
+            </w:r>
+          </w:p>
+          <w:p>
+            <w:pPr>
+              <w:spacing w:line="276" w:lineRule="auto" w:after="40"/>
+              <w:jc w:val="left"/>
+            </w:pPr>
+            <w:r>
+              <w:rPr>
+                <w:rFonts w:ascii="Times New Roman" w:hAnsi="Times New Roman" w:cs="Times New Roman" w:eastAsia="Times New Roman"/>
+                <w:b w:val="0"/>
+                <w:i w:val="0"/>
+                <w:sz w:val="26"/>
+              </w:rPr>
+            </w:r>
+          </w:p>
+          <w:p>
+            <w:pPr>
+              <w:spacing w:line="276" w:lineRule="auto" w:after="40"/>
+              <w:jc w:val="left"/>
+            </w:pPr>
+            <w:r>
+              <w:rPr>
+                <w:rFonts w:ascii="Times New Roman" w:hAnsi="Times New Roman" w:cs="Times New Roman" w:eastAsia="Times New Roman"/>
+                <w:b w:val="0"/>
+                <w:i w:val="0"/>
+                <w:sz w:val="26"/>
+              </w:rPr>
+            </w:r>
+          </w:p>
+          <w:p>
+            <w:pPr>
+              <w:spacing w:line="276" w:lineRule="auto" w:after="40"/>
+              <w:jc w:val="left"/>
+            </w:pPr>
+            <w:r>
+              <w:rPr>
+                <w:rFonts w:ascii="Times New Roman" w:hAnsi="Times New Roman" w:cs="Times New Roman" w:eastAsia="Times New Roman"/>
+                <w:b w:val="0"/>
+                <w:i w:val="0"/>
+                <w:sz w:val="26"/>
+              </w:rPr>
+            </w:r>
+          </w:p>
+          <w:p>
+            <w:pPr>
+              <w:spacing w:line="276" w:lineRule="auto" w:after="40"/>
+              <w:jc w:val="left"/>
+            </w:pPr>
+            <w:r>
+              <w:rPr>
+                <w:rFonts w:ascii="Times New Roman" w:hAnsi="Times New Roman" w:cs="Times New Roman" w:eastAsia="Times New Roman"/>
+                <w:b w:val="0"/>
+                <w:i w:val="0"/>
+                <w:sz w:val="26"/>
+              </w:rPr>
+            </w:r>
+          </w:p>
+          <w:p>
+            <w:pPr>
+              <w:spacing w:line="276" w:lineRule="auto" w:after="40"/>
+              <w:jc w:val="left"/>
+            </w:pPr>
+            <w:r>
+              <w:rPr>
+                <w:rFonts w:ascii="Times New Roman" w:hAnsi="Times New Roman" w:cs="Times New Roman" w:eastAsia="Times New Roman"/>
+                <w:b w:val="0"/>
+                <w:i w:val="0"/>
+                <w:sz w:val="26"/>
+              </w:rPr>
+            </w:r>
+          </w:p>
+          <w:p>
+            <w:pPr>
+              <w:spacing w:line="276" w:lineRule="auto" w:after="40"/>
+              <w:jc w:val="left"/>
+            </w:pPr>
+            <w:r>
+              <w:rPr>
+                <w:rFonts w:ascii="Times New Roman" w:hAnsi="Times New Roman" w:cs="Times New Roman" w:eastAsia="Times New Roman"/>
+                <w:b w:val="0"/>
+                <w:i w:val="0"/>
+                <w:sz w:val="26"/>
+              </w:rPr>
+            </w:r>
+          </w:p>
+          <w:p>
+            <w:pPr>
+              <w:jc w:val="center"/>
+            </w:pPr>
+            <w:r>
+              <w:drawing>
+                <wp:inline distT="0" distB="0" distL="0" distR="0" wp14:anchorId="02C94196" wp14:editId="63C83017">
+                  <wp:extent cx="2122691" cy="1606807"/>
+                  <wp:effectExtent l="0" t="0" r="0" b="0"/>
+                  <wp:docPr id="33" name="picture 33" descr="Sung. Tên ảnh gốc: CLP000019e80004.bmp Kích thước ảnh gốc: rộng 462 pixel x cao 350 pixel"/>
+                  <wp:cNvGraphicFramePr/>
+                  <a:graphic xmlns:a="http://schemas.openxmlformats.org/drawingml/2006/main">
+                    <a:graphicData uri="http://schemas.openxmlformats.org/drawingml/2006/picture">
+                      <pic:pic xmlns:pic="http://schemas.openxmlformats.org/drawingml/2006/picture">
+                        <pic:nvPicPr>
+                          <pic:cNvPr id="0" name="pic"/>
+                          <pic:cNvPicPr/>
+                        </pic:nvPicPr>
+                        <pic:blipFill>
+                          <a:blip r:embed="rId16" cstate="print">
+                            <a:lum/>
+                          </a:blip>
+                          <a:srcRect/>
+                          <a:stretch>
+                            <a:fillRect/>
+                          </a:stretch>
+                        </pic:blipFill>
+                        <pic:spPr>
+                          <a:xfrm>
+                            <a:off x="0" y="0"/>
+                            <a:ext cx="2135135" cy="1616227"/>
+                          </a:xfrm>
+                          <a:prstGeom prst="rect">
+                            <a:avLst/>
+                          </a:prstGeom>
+                        </pic:spPr>
+                      </pic:pic>
+                    </a:graphicData>
+                  </a:graphic>
+                </wp:inline>
+              </w:drawing>
+            </w:r>
+          </w:p>
+          <w:p>
+            <w:pPr>
+              <w:jc w:val="center"/>
+            </w:pPr>
+            <w:r>
+              <w:drawing>
+                <wp:inline distT="0" distB="0" distL="0" distR="0" wp14:anchorId="74BC515A" wp14:editId="56042DEB">
+                  <wp:extent cx="2242881" cy="1596236"/>
+                  <wp:effectExtent l="0" t="0" r="5080" b="4445"/>
+                  <wp:docPr id="34" name="picture 34" descr="Sung. Tên ảnh gốc: CLP000019e80003.bmp Kích thước ảnh gốc: rộng 460 pixel x cao 375 pixel"/>
+                  <wp:cNvGraphicFramePr/>
+                  <a:graphic xmlns:a="http://schemas.openxmlformats.org/drawingml/2006/main">
+                    <a:graphicData uri="http://schemas.openxmlformats.org/drawingml/2006/picture">
+                      <pic:pic xmlns:pic="http://schemas.openxmlformats.org/drawingml/2006/picture">
+                        <pic:nvPicPr>
+                          <pic:cNvPr id="0" name="pic"/>
+                          <pic:cNvPicPr/>
+                        </pic:nvPicPr>
+                        <pic:blipFill>
+                          <a:blip r:embed="rId17" cstate="print">
+                            <a:lum/>
+                          </a:blip>
+                          <a:srcRect/>
+                          <a:stretch>
+                            <a:fillRect/>
+                          </a:stretch>
+                        </pic:blipFill>
+                        <pic:spPr>
+                          <a:xfrm>
+                            <a:off x="0" y="0"/>
+                            <a:ext cx="2267680" cy="1613885"/>
+                          </a:xfrm>
+                          <a:prstGeom prst="rect">
+                            <a:avLst/>
+                          </a:prstGeom>
+                        </pic:spPr>
+                      </pic:pic>
+                    </a:graphicData>
+                  </a:graphic>
+                </wp:inline>
+              </w:drawing>
+            </w:r>
+          </w:p>
+          <w:p>
+            <w:pPr>
+              <w:jc w:val="center"/>
+            </w:pPr>
+            <w:r>
+              <w:drawing>
+                <wp:anchor distT="0" distB="0" distL="114300" distR="114300" simplePos="0" relativeHeight="251659264" behindDoc="0" locked="0" layoutInCell="1" allowOverlap="0" wp14:anchorId="7CB75E26" wp14:editId="21A3D4DD">
+                  <wp:simplePos x="0" y="0"/>
+                  <wp:positionH relativeFrom="column">
+                    <wp:posOffset>1050366</wp:posOffset>
+                  </wp:positionH>
+                  <wp:positionV relativeFrom="paragraph">
+                    <wp:posOffset>211455</wp:posOffset>
+                  </wp:positionV>
+                  <wp:extent cx="4008120" cy="1241425"/>
+                  <wp:effectExtent l="0" t="0" r="0" b="0"/>
+                  <wp:wrapTopAndBottom/>
+                  <wp:docPr id="32" name="picture 32" descr="Sung. Tên ảnh gốc: CLP000019e80002.bmp Kích thước ảnh gốc: rộng 902 pixel x cao 311 pixel"/>
+                  <wp:cNvGraphicFramePr/>
+                  <a:graphic xmlns:a="http://schemas.openxmlformats.org/drawingml/2006/main">
+                    <a:graphicData uri="http://schemas.openxmlformats.org/drawingml/2006/picture">
+                      <pic:pic xmlns:pic="http://schemas.openxmlformats.org/drawingml/2006/picture">
+                        <pic:nvPicPr>
+                          <pic:cNvPr id="0" name="pic"/>
+                          <pic:cNvPicPr/>
+                        </pic:nvPicPr>
+                        <pic:blipFill>
+                          <a:blip r:embed="rId18" cstate="print">
+                            <a:lum/>
+                          </a:blip>
+                          <a:srcRect/>
+                          <a:stretch>
+                            <a:fillRect/>
+                          </a:stretch>
+                        </pic:blipFill>
+                        <pic:spPr>
+                          <a:xfrm>
+                            <a:off x="0" y="0"/>
+                            <a:ext cx="4008120" cy="1241425"/>
+                          </a:xfrm>
+                          <a:prstGeom prst="rect">
+                            <a:avLst/>
+                          </a:prstGeom>
+                        </pic:spPr>
+                      </pic:pic>
+                    </a:graphicData>
+                  </a:graphic>
+                  <wp14:sizeRelH relativeFrom="margin">
+                    <wp14:pctWidth>0</wp14:pctWidth>
+                  </wp14:sizeRelH>
+                  <wp14:sizeRelV relativeFrom="margin">
+                    <wp14:pctHeight>0</wp14:pctHeight>
+                  </wp14:sizeRelV>
+                </wp:anchor>
+              </w:drawing>
             </w:r>
           </w:p>
         </w:tc>
@@ -1441,30 +1588,42 @@
               <w:spacing w:line="276" w:lineRule="auto" w:after="40"/>
               <w:jc w:val="left"/>
             </w:pPr>
-            <w:r/>
-            <w:r>
-              <w:rPr>
-                <w:rFonts w:ascii="Times New Roman" w:hAnsi="Times New Roman" w:cs="Times New Roman" w:eastAsia="Times New Roman"/>
-                <w:b w:val="0"/>
-                <w:i w:val="0"/>
-                <w:sz w:val="26"/>
-              </w:rPr>
-              <w:t>HS nắm vững quy trình các bước lắp ráp.</w:t>
-            </w:r>
-          </w:p>
-          <w:p>
-            <w:pPr>
-              <w:spacing w:line="276" w:lineRule="auto" w:after="40"/>
-              <w:jc w:val="left"/>
-            </w:pPr>
-            <w:r>
-              <w:rPr>
-                <w:rFonts w:ascii="Times New Roman" w:hAnsi="Times New Roman" w:cs="Times New Roman" w:eastAsia="Times New Roman"/>
-                <w:b w:val="0"/>
-                <w:i w:val="0"/>
-                <w:sz w:val="26"/>
-              </w:rPr>
-              <w:t>Danh mục linh kiện đầy đủ, chuẩn xác.</w:t>
+            <w:r>
+              <w:rPr>
+                <w:rFonts w:ascii="Times New Roman" w:hAnsi="Times New Roman"/>
+                <w:sz w:val="26"/>
+              </w:rPr>
+              <w:t>+ Nêu được nguyên lý hoạt động của đòn bẩy.</w:t>
+              <w:br/>
+              <w:t>+ Nêu được tên một số loại đòn bẩy.</w:t>
+              <w:br/>
+              <w:t>Câu trả lời của HS.</w:t>
+              <w:br/>
+              <w:t>+ Đòn bẩy là một vật rắn được sử dụng với một điểm tựa hay còn gọi là điểm quay để làm biến đổi lực tác dụng của một vật lên một vật khác. Đòn bẩy có điểm tựa, điểm lực và điểm hành động.</w:t>
+              <w:br/>
+              <w:t>+ Một số loại đòn bẩy:</w:t>
+            </w:r>
+            <w:r>
+              <w:rPr>
+                <w:rFonts w:ascii="Times New Roman" w:hAnsi="Times New Roman" w:cs="Times New Roman" w:eastAsia="Times New Roman"/>
+                <w:b w:val="0"/>
+                <w:i w:val="0"/>
+                <w:sz w:val="26"/>
+              </w:rPr>
+            </w:r>
+          </w:p>
+          <w:p>
+            <w:pPr>
+              <w:spacing w:line="276" w:lineRule="auto" w:after="40"/>
+              <w:jc w:val="left"/>
+            </w:pPr>
+            <w:r>
+              <w:rPr>
+                <w:rFonts w:ascii="Times New Roman" w:hAnsi="Times New Roman" w:cs="Times New Roman" w:eastAsia="Times New Roman"/>
+                <w:b w:val="0"/>
+                <w:i w:val="0"/>
+                <w:sz w:val="26"/>
+              </w:rPr>
             </w:r>
           </w:p>
         </w:tc>
@@ -1672,165 +1831,205 @@
               <w:spacing w:line="276" w:lineRule="auto" w:after="40"/>
               <w:jc w:val="left"/>
             </w:pPr>
-            <w:r/>
-            <w:r>
-              <w:rPr>
-                <w:rFonts w:ascii="Times New Roman" w:hAnsi="Times New Roman" w:cs="Times New Roman" w:eastAsia="Times New Roman"/>
-                <w:b w:val="0"/>
-                <w:i w:val="0"/>
-                <w:sz w:val="26"/>
-              </w:rPr>
-              <w:t>Bước 1: Chuyển giao nhiệm vụ học tập:</w:t>
-            </w:r>
-          </w:p>
-          <w:p>
-            <w:pPr>
-              <w:spacing w:line="276" w:lineRule="auto" w:after="40"/>
-              <w:jc w:val="left"/>
-            </w:pPr>
-            <w:r>
-              <w:rPr>
-                <w:rFonts w:ascii="Times New Roman" w:hAnsi="Times New Roman" w:cs="Times New Roman" w:eastAsia="Times New Roman"/>
-                <w:b w:val="0"/>
-                <w:i w:val="0"/>
-                <w:sz w:val="26"/>
-              </w:rPr>
-              <w:t>- GV giao nhiệm vụ cho từng nhóm lắp ráp mô hình Bài 2. Robot cố định vật.</w:t>
-            </w:r>
-          </w:p>
-          <w:p>
-            <w:pPr>
-              <w:spacing w:line="276" w:lineRule="auto" w:after="40"/>
-              <w:jc w:val="left"/>
-            </w:pPr>
-            <w:r>
-              <w:rPr>
-                <w:rFonts w:ascii="Times New Roman" w:hAnsi="Times New Roman" w:cs="Times New Roman" w:eastAsia="Times New Roman"/>
-                <w:b w:val="0"/>
-                <w:i w:val="0"/>
-                <w:sz w:val="26"/>
-              </w:rPr>
-              <w:t>Bước 2: Học sinh tiếp nhận nhiệm vụ học tập:</w:t>
-            </w:r>
-          </w:p>
-          <w:p>
-            <w:pPr>
-              <w:spacing w:line="276" w:lineRule="auto" w:after="40"/>
-              <w:jc w:val="left"/>
-            </w:pPr>
-            <w:r>
-              <w:rPr>
-                <w:rFonts w:ascii="Times New Roman" w:hAnsi="Times New Roman" w:cs="Times New Roman" w:eastAsia="Times New Roman"/>
-                <w:b w:val="0"/>
-                <w:i w:val="0"/>
-                <w:sz w:val="26"/>
-              </w:rPr>
-              <w:t>- HS phân công nhiệm vụ (xem sơ đồ, lắp khung, chọn chốt).</w:t>
-            </w:r>
-          </w:p>
-          <w:p>
-            <w:pPr>
-              <w:spacing w:line="276" w:lineRule="auto" w:after="40"/>
-              <w:jc w:val="left"/>
-            </w:pPr>
-            <w:r>
-              <w:rPr>
-                <w:rFonts w:ascii="Times New Roman" w:hAnsi="Times New Roman" w:cs="Times New Roman" w:eastAsia="Times New Roman"/>
-                <w:b w:val="0"/>
-                <w:i w:val="0"/>
-                <w:sz w:val="26"/>
-              </w:rPr>
-              <w:t>- HS tiến hành lắp ráp cẩn thận từng chi tiết theo sơ đồ.</w:t>
-            </w:r>
-          </w:p>
-          <w:p>
-            <w:pPr>
-              <w:spacing w:line="276" w:lineRule="auto" w:after="40"/>
-              <w:jc w:val="left"/>
-            </w:pPr>
-            <w:r>
-              <w:rPr>
-                <w:rFonts w:ascii="Times New Roman" w:hAnsi="Times New Roman" w:cs="Times New Roman" w:eastAsia="Times New Roman"/>
-                <w:b w:val="0"/>
-                <w:i w:val="0"/>
-                <w:sz w:val="26"/>
-              </w:rPr>
-              <w:t>Bước 3: Báo cáo kết quả hoạt động:</w:t>
-            </w:r>
-          </w:p>
-          <w:p>
-            <w:pPr>
-              <w:spacing w:line="276" w:lineRule="auto" w:after="40"/>
-              <w:jc w:val="left"/>
-            </w:pPr>
-            <w:r>
-              <w:rPr>
-                <w:rFonts w:ascii="Times New Roman" w:hAnsi="Times New Roman" w:cs="Times New Roman" w:eastAsia="Times New Roman"/>
-                <w:b w:val="0"/>
-                <w:i w:val="0"/>
-                <w:sz w:val="26"/>
-              </w:rPr>
-              <w:t>- GV yêu cầu các nhóm cấp nguồn/nạp code và cho robot vận hành thử.</w:t>
-            </w:r>
-          </w:p>
-          <w:p>
-            <w:pPr>
-              <w:spacing w:line="276" w:lineRule="auto" w:after="40"/>
-              <w:jc w:val="left"/>
-            </w:pPr>
-            <w:r>
-              <w:rPr>
-                <w:rFonts w:ascii="Times New Roman" w:hAnsi="Times New Roman" w:cs="Times New Roman" w:eastAsia="Times New Roman"/>
-                <w:b w:val="0"/>
-                <w:i w:val="0"/>
-                <w:sz w:val="26"/>
-              </w:rPr>
-              <w:t>- HS đặt robot lên bàn thử nghiệm, quan sát hoạt động.</w:t>
-            </w:r>
-          </w:p>
-          <w:p>
-            <w:pPr>
-              <w:spacing w:line="276" w:lineRule="auto" w:after="40"/>
-              <w:jc w:val="left"/>
-            </w:pPr>
-            <w:r>
-              <w:rPr>
-                <w:rFonts w:ascii="Times New Roman" w:hAnsi="Times New Roman" w:cs="Times New Roman" w:eastAsia="Times New Roman"/>
-                <w:b w:val="0"/>
-                <w:i w:val="0"/>
-                <w:sz w:val="26"/>
-              </w:rPr>
-              <w:t>Bước 4: Đánh giá kết quả thực hiện nhiệm vụ:</w:t>
-            </w:r>
-          </w:p>
-          <w:p>
-            <w:pPr>
-              <w:spacing w:line="276" w:lineRule="auto" w:after="40"/>
-              <w:jc w:val="left"/>
-            </w:pPr>
-            <w:r>
-              <w:rPr>
-                <w:rFonts w:ascii="Times New Roman" w:hAnsi="Times New Roman" w:cs="Times New Roman" w:eastAsia="Times New Roman"/>
-                <w:b w:val="0"/>
-                <w:i w:val="0"/>
-                <w:sz w:val="26"/>
-              </w:rPr>
-              <w:t>- GV đánh giá sản phẩm thực hành, chấm điểm tiêu chí kỹ thuật.</w:t>
-            </w:r>
-          </w:p>
-          <w:p>
-            <w:pPr>
-              <w:spacing w:line="276" w:lineRule="auto" w:after="40"/>
-              <w:jc w:val="left"/>
-            </w:pPr>
-            <w:r>
-              <w:rPr>
-                <w:rFonts w:ascii="Times New Roman" w:hAnsi="Times New Roman" w:cs="Times New Roman" w:eastAsia="Times New Roman"/>
-                <w:b w:val="0"/>
-                <w:i w:val="0"/>
-                <w:sz w:val="26"/>
-              </w:rPr>
-              <w:t>- HS tinh chỉnh lại chốt nối nếu robot bị kẹt hoặc di chuyển lệch.</w:t>
+            <w:r>
+              <w:rPr>
+                <w:rFonts w:ascii="Times New Roman" w:hAnsi="Times New Roman"/>
+                <w:sz w:val="26"/>
+              </w:rPr>
+              <w:t>+ GV yêu cầu HS mở hộp, lựa chọn các mảnh ghép và lắp ghép robot.</w:t>
+              <w:br/>
+              <w:t>+ HS tiến hành lắp ráp robot Xe kẹp.</w:t>
+            </w:r>
+            <w:r>
+              <w:rPr>
+                <w:rFonts w:ascii="Times New Roman" w:hAnsi="Times New Roman" w:cs="Times New Roman" w:eastAsia="Times New Roman"/>
+                <w:b w:val="0"/>
+                <w:i w:val="0"/>
+                <w:sz w:val="26"/>
+              </w:rPr>
+            </w:r>
+          </w:p>
+          <w:p>
+            <w:pPr>
+              <w:spacing w:line="276" w:lineRule="auto" w:after="40"/>
+              <w:jc w:val="left"/>
+            </w:pPr>
+            <w:r>
+              <w:rPr>
+                <w:rFonts w:ascii="Times New Roman" w:hAnsi="Times New Roman" w:cs="Times New Roman" w:eastAsia="Times New Roman"/>
+                <w:b w:val="0"/>
+                <w:i w:val="0"/>
+                <w:sz w:val="26"/>
+              </w:rPr>
+            </w:r>
+          </w:p>
+          <w:p>
+            <w:pPr>
+              <w:spacing w:line="276" w:lineRule="auto" w:after="40"/>
+              <w:jc w:val="left"/>
+            </w:pPr>
+            <w:r>
+              <w:rPr>
+                <w:rFonts w:ascii="Times New Roman" w:hAnsi="Times New Roman" w:cs="Times New Roman" w:eastAsia="Times New Roman"/>
+                <w:b w:val="0"/>
+                <w:i w:val="0"/>
+                <w:sz w:val="26"/>
+              </w:rPr>
+            </w:r>
+          </w:p>
+          <w:p>
+            <w:pPr>
+              <w:spacing w:line="276" w:lineRule="auto" w:after="40"/>
+              <w:jc w:val="left"/>
+            </w:pPr>
+            <w:r>
+              <w:rPr>
+                <w:rFonts w:ascii="Times New Roman" w:hAnsi="Times New Roman" w:cs="Times New Roman" w:eastAsia="Times New Roman"/>
+                <w:b w:val="0"/>
+                <w:i w:val="0"/>
+                <w:sz w:val="26"/>
+              </w:rPr>
+            </w:r>
+          </w:p>
+          <w:p>
+            <w:pPr>
+              <w:spacing w:line="276" w:lineRule="auto" w:after="40"/>
+              <w:jc w:val="left"/>
+            </w:pPr>
+            <w:r>
+              <w:rPr>
+                <w:rFonts w:ascii="Times New Roman" w:hAnsi="Times New Roman" w:cs="Times New Roman" w:eastAsia="Times New Roman"/>
+                <w:b w:val="0"/>
+                <w:i w:val="0"/>
+                <w:sz w:val="26"/>
+              </w:rPr>
+            </w:r>
+          </w:p>
+          <w:p>
+            <w:pPr>
+              <w:spacing w:line="276" w:lineRule="auto" w:after="40"/>
+              <w:jc w:val="left"/>
+            </w:pPr>
+            <w:r>
+              <w:rPr>
+                <w:rFonts w:ascii="Times New Roman" w:hAnsi="Times New Roman" w:cs="Times New Roman" w:eastAsia="Times New Roman"/>
+                <w:b w:val="0"/>
+                <w:i w:val="0"/>
+                <w:sz w:val="26"/>
+              </w:rPr>
+            </w:r>
+          </w:p>
+          <w:p>
+            <w:pPr>
+              <w:spacing w:line="276" w:lineRule="auto" w:after="40"/>
+              <w:jc w:val="left"/>
+            </w:pPr>
+            <w:r>
+              <w:rPr>
+                <w:rFonts w:ascii="Times New Roman" w:hAnsi="Times New Roman" w:cs="Times New Roman" w:eastAsia="Times New Roman"/>
+                <w:b w:val="0"/>
+                <w:i w:val="0"/>
+                <w:sz w:val="26"/>
+              </w:rPr>
+            </w:r>
+          </w:p>
+          <w:p>
+            <w:pPr>
+              <w:spacing w:line="276" w:lineRule="auto" w:after="40"/>
+              <w:jc w:val="left"/>
+            </w:pPr>
+            <w:r>
+              <w:rPr>
+                <w:rFonts w:ascii="Times New Roman" w:hAnsi="Times New Roman" w:cs="Times New Roman" w:eastAsia="Times New Roman"/>
+                <w:b w:val="0"/>
+                <w:i w:val="0"/>
+                <w:sz w:val="26"/>
+              </w:rPr>
+            </w:r>
+          </w:p>
+          <w:p>
+            <w:pPr>
+              <w:spacing w:line="276" w:lineRule="auto" w:after="40"/>
+              <w:jc w:val="left"/>
+            </w:pPr>
+            <w:r>
+              <w:rPr>
+                <w:rFonts w:ascii="Times New Roman" w:hAnsi="Times New Roman" w:cs="Times New Roman" w:eastAsia="Times New Roman"/>
+                <w:b w:val="0"/>
+                <w:i w:val="0"/>
+                <w:sz w:val="26"/>
+              </w:rPr>
+            </w:r>
+          </w:p>
+          <w:p>
+            <w:pPr>
+              <w:spacing w:line="276" w:lineRule="auto" w:after="40"/>
+              <w:jc w:val="left"/>
+            </w:pPr>
+            <w:r>
+              <w:rPr>
+                <w:rFonts w:ascii="Times New Roman" w:hAnsi="Times New Roman" w:cs="Times New Roman" w:eastAsia="Times New Roman"/>
+                <w:b w:val="0"/>
+                <w:i w:val="0"/>
+                <w:sz w:val="26"/>
+              </w:rPr>
+            </w:r>
+          </w:p>
+          <w:p>
+            <w:pPr>
+              <w:spacing w:line="276" w:lineRule="auto" w:after="40"/>
+              <w:jc w:val="left"/>
+            </w:pPr>
+            <w:r>
+              <w:rPr>
+                <w:rFonts w:ascii="Times New Roman" w:hAnsi="Times New Roman" w:cs="Times New Roman" w:eastAsia="Times New Roman"/>
+                <w:b w:val="0"/>
+                <w:i w:val="0"/>
+                <w:sz w:val="26"/>
+              </w:rPr>
+            </w:r>
+          </w:p>
+          <w:p>
+            <w:pPr>
+              <w:jc w:val="center"/>
+            </w:pPr>
+            <w:r>
+              <w:drawing>
+                <wp:inline distT="0" distB="0" distL="0" distR="0" wp14:anchorId="3A38426D" wp14:editId="487E4C32">
+                  <wp:extent cx="3130443" cy="2367886"/>
+                  <wp:effectExtent l="0" t="0" r="0" b="0"/>
+                  <wp:docPr id="38" name="picture 38" descr="Sung. Tên ảnh gốc: CLP000019e8000a.bmp Kích thước ảnh gốc: rộng 949 pixel x cao 684 pixel"/>
+                  <wp:cNvGraphicFramePr/>
+                  <a:graphic xmlns:a="http://schemas.openxmlformats.org/drawingml/2006/main">
+                    <a:graphicData uri="http://schemas.openxmlformats.org/drawingml/2006/picture">
+                      <pic:pic xmlns:pic="http://schemas.openxmlformats.org/drawingml/2006/picture">
+                        <pic:nvPicPr>
+                          <pic:cNvPr id="0" name="pic"/>
+                          <pic:cNvPicPr/>
+                        </pic:nvPicPr>
+                        <pic:blipFill>
+                          <a:blip r:embed="rId19" cstate="print">
+                            <a:lum/>
+                          </a:blip>
+                          <a:srcRect/>
+                          <a:stretch>
+                            <a:fillRect/>
+                          </a:stretch>
+                        </pic:blipFill>
+                        <pic:spPr>
+                          <a:xfrm>
+                            <a:off x="0" y="0"/>
+                            <a:ext cx="3158877" cy="2389394"/>
+                          </a:xfrm>
+                          <a:prstGeom prst="rect">
+                            <a:avLst/>
+                          </a:prstGeom>
+                        </pic:spPr>
+                      </pic:pic>
+                    </a:graphicData>
+                  </a:graphic>
+                </wp:inline>
+              </w:drawing>
             </w:r>
           </w:p>
         </w:tc>
@@ -1849,30 +2048,34 @@
               <w:spacing w:line="276" w:lineRule="auto" w:after="40"/>
               <w:jc w:val="left"/>
             </w:pPr>
-            <w:r/>
-            <w:r>
-              <w:rPr>
-                <w:rFonts w:ascii="Times New Roman" w:hAnsi="Times New Roman" w:cs="Times New Roman" w:eastAsia="Times New Roman"/>
-                <w:b w:val="0"/>
-                <w:i w:val="0"/>
-                <w:sz w:val="26"/>
-              </w:rPr>
-              <w:t>Mô hình robot Bài 2. Robot cố định vật hoàn thiện.</w:t>
-            </w:r>
-          </w:p>
-          <w:p>
-            <w:pPr>
-              <w:spacing w:line="276" w:lineRule="auto" w:after="40"/>
-              <w:jc w:val="left"/>
-            </w:pPr>
-            <w:r>
-              <w:rPr>
-                <w:rFonts w:ascii="Times New Roman" w:hAnsi="Times New Roman" w:cs="Times New Roman" w:eastAsia="Times New Roman"/>
-                <w:b w:val="0"/>
-                <w:i w:val="0"/>
-                <w:sz w:val="26"/>
-              </w:rPr>
-              <w:t>Robot vận hành chính xác, trơn tru.</w:t>
+            <w:r>
+              <w:rPr>
+                <w:rFonts w:ascii="Times New Roman" w:hAnsi="Times New Roman"/>
+                <w:sz w:val="26"/>
+              </w:rPr>
+              <w:t>Sản phẩm robot của HS.</w:t>
+            </w:r>
+            <w:r>
+              <w:rPr>
+                <w:rFonts w:ascii="Times New Roman" w:hAnsi="Times New Roman" w:cs="Times New Roman" w:eastAsia="Times New Roman"/>
+                <w:b w:val="0"/>
+                <w:i w:val="0"/>
+                <w:sz w:val="26"/>
+              </w:rPr>
+            </w:r>
+          </w:p>
+          <w:p>
+            <w:pPr>
+              <w:spacing w:line="276" w:lineRule="auto" w:after="40"/>
+              <w:jc w:val="left"/>
+            </w:pPr>
+            <w:r>
+              <w:rPr>
+                <w:rFonts w:ascii="Times New Roman" w:hAnsi="Times New Roman" w:cs="Times New Roman" w:eastAsia="Times New Roman"/>
+                <w:b w:val="0"/>
+                <w:i w:val="0"/>
+                <w:sz w:val="26"/>
+              </w:rPr>
             </w:r>
           </w:p>
         </w:tc>
@@ -2080,150 +2283,168 @@
               <w:spacing w:line="276" w:lineRule="auto" w:after="40"/>
               <w:jc w:val="left"/>
             </w:pPr>
-            <w:r/>
-            <w:r>
-              <w:rPr>
-                <w:rFonts w:ascii="Times New Roman" w:hAnsi="Times New Roman" w:cs="Times New Roman" w:eastAsia="Times New Roman"/>
-                <w:b w:val="0"/>
-                <w:i w:val="0"/>
-                <w:sz w:val="26"/>
-              </w:rPr>
-              <w:t>Bước 1: Chuyển giao nhiệm vụ học tập:</w:t>
-            </w:r>
-          </w:p>
-          <w:p>
-            <w:pPr>
-              <w:spacing w:line="276" w:lineRule="auto" w:after="40"/>
-              <w:jc w:val="left"/>
-            </w:pPr>
-            <w:r>
-              <w:rPr>
-                <w:rFonts w:ascii="Times New Roman" w:hAnsi="Times New Roman" w:cs="Times New Roman" w:eastAsia="Times New Roman"/>
-                <w:b w:val="0"/>
-                <w:i w:val="0"/>
-                <w:sz w:val="26"/>
-              </w:rPr>
-              <w:t>- GV đặt câu hỏi: "Em có thể cải tiến cấu trúc nào để Bài 2. Robot cố định vật hoạt động tốt hơn?"</w:t>
-            </w:r>
-          </w:p>
-          <w:p>
-            <w:pPr>
-              <w:spacing w:line="276" w:lineRule="auto" w:after="40"/>
-              <w:jc w:val="left"/>
-            </w:pPr>
-            <w:r>
-              <w:rPr>
-                <w:rFonts w:ascii="Times New Roman" w:hAnsi="Times New Roman" w:cs="Times New Roman" w:eastAsia="Times New Roman"/>
-                <w:b w:val="0"/>
-                <w:i w:val="0"/>
-                <w:sz w:val="26"/>
-              </w:rPr>
-              <w:t>Bước 2: Học sinh tiếp nhận nhiệm vụ học tập:</w:t>
-            </w:r>
-          </w:p>
-          <w:p>
-            <w:pPr>
-              <w:spacing w:line="276" w:lineRule="auto" w:after="40"/>
-              <w:jc w:val="left"/>
-            </w:pPr>
-            <w:r>
-              <w:rPr>
-                <w:rFonts w:ascii="Times New Roman" w:hAnsi="Times New Roman" w:cs="Times New Roman" w:eastAsia="Times New Roman"/>
-                <w:b w:val="0"/>
-                <w:i w:val="0"/>
-                <w:sz w:val="26"/>
-              </w:rPr>
-              <w:t>- HS suy nghĩ ý tưởng sáng tạo mở rộng.</w:t>
-            </w:r>
-          </w:p>
-          <w:p>
-            <w:pPr>
-              <w:spacing w:line="276" w:lineRule="auto" w:after="40"/>
-              <w:jc w:val="left"/>
-            </w:pPr>
-            <w:r>
-              <w:rPr>
-                <w:rFonts w:ascii="Times New Roman" w:hAnsi="Times New Roman" w:cs="Times New Roman" w:eastAsia="Times New Roman"/>
-                <w:b w:val="0"/>
-                <w:i w:val="0"/>
-                <w:sz w:val="26"/>
-              </w:rPr>
-              <w:t>- HS nhẹ nhàng tháo chốt, phân loại linh kiện về đúng ngăn trong hộp Kit.</w:t>
-            </w:r>
-          </w:p>
-          <w:p>
-            <w:pPr>
-              <w:spacing w:line="276" w:lineRule="auto" w:after="40"/>
-              <w:jc w:val="left"/>
-            </w:pPr>
-            <w:r>
-              <w:rPr>
-                <w:rFonts w:ascii="Times New Roman" w:hAnsi="Times New Roman" w:cs="Times New Roman" w:eastAsia="Times New Roman"/>
-                <w:b w:val="0"/>
-                <w:i w:val="0"/>
-                <w:sz w:val="26"/>
-              </w:rPr>
-              <w:t>Bước 3: Báo cáo kết quả hoạt động:</w:t>
-            </w:r>
-          </w:p>
-          <w:p>
-            <w:pPr>
-              <w:spacing w:line="276" w:lineRule="auto" w:after="40"/>
-              <w:jc w:val="left"/>
-            </w:pPr>
-            <w:r>
-              <w:rPr>
-                <w:rFonts w:ascii="Times New Roman" w:hAnsi="Times New Roman" w:cs="Times New Roman" w:eastAsia="Times New Roman"/>
-                <w:b w:val="0"/>
-                <w:i w:val="0"/>
-                <w:sz w:val="26"/>
-              </w:rPr>
-              <w:t>- 1-2 HS trình bày ý tưởng nâng cấp robot trước lớp.</w:t>
-            </w:r>
-          </w:p>
-          <w:p>
-            <w:pPr>
-              <w:spacing w:line="276" w:lineRule="auto" w:after="40"/>
-              <w:jc w:val="left"/>
-            </w:pPr>
-            <w:r>
-              <w:rPr>
-                <w:rFonts w:ascii="Times New Roman" w:hAnsi="Times New Roman" w:cs="Times New Roman" w:eastAsia="Times New Roman"/>
-                <w:b w:val="0"/>
-                <w:i w:val="0"/>
-                <w:sz w:val="26"/>
-              </w:rPr>
-              <w:t>Bước 4: Giáo viên nhắc nhở nhiệm vụ về nhà:</w:t>
-            </w:r>
-          </w:p>
-          <w:p>
-            <w:pPr>
-              <w:spacing w:line="276" w:lineRule="auto" w:after="40"/>
-              <w:jc w:val="left"/>
-            </w:pPr>
-            <w:r>
-              <w:rPr>
-                <w:rFonts w:ascii="Times New Roman" w:hAnsi="Times New Roman" w:cs="Times New Roman" w:eastAsia="Times New Roman"/>
-                <w:b w:val="0"/>
-                <w:i w:val="0"/>
-                <w:sz w:val="26"/>
-              </w:rPr>
-              <w:t>- GV dặn dò nhiệm vụ chuẩn bị cho bài học tiếp theo.</w:t>
-            </w:r>
-          </w:p>
-          <w:p>
-            <w:pPr>
-              <w:spacing w:line="276" w:lineRule="auto" w:after="40"/>
-              <w:jc w:val="left"/>
-            </w:pPr>
-            <w:r>
-              <w:rPr>
-                <w:rFonts w:ascii="Times New Roman" w:hAnsi="Times New Roman" w:cs="Times New Roman" w:eastAsia="Times New Roman"/>
-                <w:b w:val="0"/>
-                <w:i w:val="0"/>
-                <w:sz w:val="26"/>
-              </w:rPr>
-              <w:t>- HS thu dọn bàn học, nộp lại hộp Kit Robotics ngăn nắp.</w:t>
+            <w:r>
+              <w:rPr>
+                <w:rFonts w:ascii="Times New Roman" w:hAnsi="Times New Roman"/>
+                <w:sz w:val="26"/>
+              </w:rPr>
+              <w:t>+ GV hướng dẫn HS lắp ráp sáng tạo thêm.</w:t>
+              <w:br/>
+              <w:t>+ HS tiến hành lắp ráp, sáng tạo dựa trên những gợi ý của GV và những mảnh ghép còn trong hộp.</w:t>
+              <w:br/>
+              <w:t>5. Tự học (Let’s move)</w:t>
+              <w:br/>
+              <w:t>- Mục tiêu: Vận hành được robot đã lắp.</w:t>
+              <w:br/>
+              <w:t>- Nội dung: HS vận hành robot vừa lắp, chơi với robot.</w:t>
+              <w:br/>
+              <w:t>+ GV tổ chức cho HS chơi với robot sau khi lắp xong.</w:t>
+              <w:br/>
+              <w:t>+ HS tự chơi với robot.</w:t>
+              <w:br/>
+              <w:t>6. Tự kiểm tra (Let’s check)</w:t>
+              <w:br/>
+              <w:t>- Mục tiêu: HS tháo được chốt, sắp xếp ngăn nắp các mảnh ghép vào trong hộp.</w:t>
+              <w:br/>
+              <w:t>- Nội dung: HS tháo chốt, sắp xếp các mảnh ghép.</w:t>
+              <w:br/>
+              <w:t>+ GV cho HS tháo chốt.</w:t>
+              <w:br/>
+              <w:t>+ HS tiến hành tháo robot, sắp xếp ngăn nắp các mảnh ghép vào trong hộp, dọn dẹp bàn ghế quanh vị trí ngồi.</w:t>
+            </w:r>
+            <w:r>
+              <w:rPr>
+                <w:rFonts w:ascii="Times New Roman" w:hAnsi="Times New Roman" w:cs="Times New Roman" w:eastAsia="Times New Roman"/>
+                <w:b w:val="0"/>
+                <w:i w:val="0"/>
+                <w:sz w:val="26"/>
+              </w:rPr>
+            </w:r>
+          </w:p>
+          <w:p>
+            <w:pPr>
+              <w:spacing w:line="276" w:lineRule="auto" w:after="40"/>
+              <w:jc w:val="left"/>
+            </w:pPr>
+            <w:r>
+              <w:rPr>
+                <w:rFonts w:ascii="Times New Roman" w:hAnsi="Times New Roman" w:cs="Times New Roman" w:eastAsia="Times New Roman"/>
+                <w:b w:val="0"/>
+                <w:i w:val="0"/>
+                <w:sz w:val="26"/>
+              </w:rPr>
+            </w:r>
+          </w:p>
+          <w:p>
+            <w:pPr>
+              <w:spacing w:line="276" w:lineRule="auto" w:after="40"/>
+              <w:jc w:val="left"/>
+            </w:pPr>
+            <w:r>
+              <w:rPr>
+                <w:rFonts w:ascii="Times New Roman" w:hAnsi="Times New Roman" w:cs="Times New Roman" w:eastAsia="Times New Roman"/>
+                <w:b w:val="0"/>
+                <w:i w:val="0"/>
+                <w:sz w:val="26"/>
+              </w:rPr>
+            </w:r>
+          </w:p>
+          <w:p>
+            <w:pPr>
+              <w:spacing w:line="276" w:lineRule="auto" w:after="40"/>
+              <w:jc w:val="left"/>
+            </w:pPr>
+            <w:r>
+              <w:rPr>
+                <w:rFonts w:ascii="Times New Roman" w:hAnsi="Times New Roman" w:cs="Times New Roman" w:eastAsia="Times New Roman"/>
+                <w:b w:val="0"/>
+                <w:i w:val="0"/>
+                <w:sz w:val="26"/>
+              </w:rPr>
+            </w:r>
+          </w:p>
+          <w:p>
+            <w:pPr>
+              <w:spacing w:line="276" w:lineRule="auto" w:after="40"/>
+              <w:jc w:val="left"/>
+            </w:pPr>
+            <w:r>
+              <w:rPr>
+                <w:rFonts w:ascii="Times New Roman" w:hAnsi="Times New Roman" w:cs="Times New Roman" w:eastAsia="Times New Roman"/>
+                <w:b w:val="0"/>
+                <w:i w:val="0"/>
+                <w:sz w:val="26"/>
+              </w:rPr>
+            </w:r>
+          </w:p>
+          <w:p>
+            <w:pPr>
+              <w:spacing w:line="276" w:lineRule="auto" w:after="40"/>
+              <w:jc w:val="left"/>
+            </w:pPr>
+            <w:r>
+              <w:rPr>
+                <w:rFonts w:ascii="Times New Roman" w:hAnsi="Times New Roman" w:cs="Times New Roman" w:eastAsia="Times New Roman"/>
+                <w:b w:val="0"/>
+                <w:i w:val="0"/>
+                <w:sz w:val="26"/>
+              </w:rPr>
+            </w:r>
+          </w:p>
+          <w:p>
+            <w:pPr>
+              <w:spacing w:line="276" w:lineRule="auto" w:after="40"/>
+              <w:jc w:val="left"/>
+            </w:pPr>
+            <w:r>
+              <w:rPr>
+                <w:rFonts w:ascii="Times New Roman" w:hAnsi="Times New Roman" w:cs="Times New Roman" w:eastAsia="Times New Roman"/>
+                <w:b w:val="0"/>
+                <w:i w:val="0"/>
+                <w:sz w:val="26"/>
+              </w:rPr>
+            </w:r>
+          </w:p>
+          <w:p>
+            <w:pPr>
+              <w:spacing w:line="276" w:lineRule="auto" w:after="40"/>
+              <w:jc w:val="left"/>
+            </w:pPr>
+            <w:r>
+              <w:rPr>
+                <w:rFonts w:ascii="Times New Roman" w:hAnsi="Times New Roman" w:cs="Times New Roman" w:eastAsia="Times New Roman"/>
+                <w:b w:val="0"/>
+                <w:i w:val="0"/>
+                <w:sz w:val="26"/>
+              </w:rPr>
+            </w:r>
+          </w:p>
+          <w:p>
+            <w:pPr>
+              <w:spacing w:line="276" w:lineRule="auto" w:after="40"/>
+              <w:jc w:val="left"/>
+            </w:pPr>
+            <w:r>
+              <w:rPr>
+                <w:rFonts w:ascii="Times New Roman" w:hAnsi="Times New Roman" w:cs="Times New Roman" w:eastAsia="Times New Roman"/>
+                <w:b w:val="0"/>
+                <w:i w:val="0"/>
+                <w:sz w:val="26"/>
+              </w:rPr>
+            </w:r>
+          </w:p>
+          <w:p>
+            <w:pPr>
+              <w:spacing w:line="276" w:lineRule="auto" w:after="40"/>
+              <w:jc w:val="left"/>
+            </w:pPr>
+            <w:r>
+              <w:rPr>
+                <w:rFonts w:ascii="Times New Roman" w:hAnsi="Times New Roman" w:cs="Times New Roman" w:eastAsia="Times New Roman"/>
+                <w:b w:val="0"/>
+                <w:i w:val="0"/>
+                <w:sz w:val="26"/>
+              </w:rPr>
             </w:r>
           </w:p>
         </w:tc>
@@ -2242,30 +2463,34 @@
               <w:spacing w:line="276" w:lineRule="auto" w:after="40"/>
               <w:jc w:val="left"/>
             </w:pPr>
-            <w:r/>
-            <w:r>
-              <w:rPr>
-                <w:rFonts w:ascii="Times New Roman" w:hAnsi="Times New Roman" w:cs="Times New Roman" w:eastAsia="Times New Roman"/>
-                <w:b w:val="0"/>
-                <w:i w:val="0"/>
-                <w:sz w:val="26"/>
-              </w:rPr>
-              <w:t>HS đề xuất được ý tưởng cải tiến mô hình robot.</w:t>
-            </w:r>
-          </w:p>
-          <w:p>
-            <w:pPr>
-              <w:spacing w:line="276" w:lineRule="auto" w:after="40"/>
-              <w:jc w:val="left"/>
-            </w:pPr>
-            <w:r>
-              <w:rPr>
-                <w:rFonts w:ascii="Times New Roman" w:hAnsi="Times New Roman" w:cs="Times New Roman" w:eastAsia="Times New Roman"/>
-                <w:b w:val="0"/>
-                <w:i w:val="0"/>
-                <w:sz w:val="26"/>
-              </w:rPr>
-              <w:t>Bộ Kit Robotics được phân loại và bảo quản tốt.</w:t>
+            <w:r>
+              <w:rPr>
+                <w:rFonts w:ascii="Times New Roman" w:hAnsi="Times New Roman"/>
+                <w:sz w:val="26"/>
+              </w:rPr>
+              <w:t>Sản phẩm robot sáng tạo của HS.</w:t>
+            </w:r>
+            <w:r>
+              <w:rPr>
+                <w:rFonts w:ascii="Times New Roman" w:hAnsi="Times New Roman" w:cs="Times New Roman" w:eastAsia="Times New Roman"/>
+                <w:b w:val="0"/>
+                <w:i w:val="0"/>
+                <w:sz w:val="26"/>
+              </w:rPr>
+            </w:r>
+          </w:p>
+          <w:p>
+            <w:pPr>
+              <w:spacing w:line="276" w:lineRule="auto" w:after="40"/>
+              <w:jc w:val="left"/>
+            </w:pPr>
+            <w:r>
+              <w:rPr>
+                <w:rFonts w:ascii="Times New Roman" w:hAnsi="Times New Roman" w:cs="Times New Roman" w:eastAsia="Times New Roman"/>
+                <w:b w:val="0"/>
+                <w:i w:val="0"/>
+                <w:sz w:val="26"/>
+              </w:rPr>
             </w:r>
           </w:p>
         </w:tc>
